--- a/documents/Aide_Memoire_Formateurs_CGT.docx
+++ b/documents/Aide_Memoire_Formateurs_CGT.docx
@@ -1137,7 +1137,7 @@
         <w:rPr>
           <w:lang w:val="fr-FR"/>
         </w:rPr>
-        <w:t>- Simuler une AG avec vote.</w:t>
+        <w:t>- Distinguer l’AG de syndiqué·es et l’AG de salarié·es (« AG ouvrière ») : qui y participe, qui décide quoi. L’AG de salarié·es se tient toujours après l’AG de syndiqué·es.</w:t>
       </w:r>
     </w:p>
     <w:p>
